--- a/public/downloads/minutes-meeting-05-09-2025-FULL-TRANSCRIPT.docx
+++ b/public/downloads/minutes-meeting-05-09-2025-FULL-TRANSCRIPT.docx
@@ -322,7 +322,31 @@
           <w:color w:val="8B2E2E"/>
           <w:sz w:val="26"/>
         </w:rPr>
-        <w:t>Page 1 of 2</w:t>
+        <w:t>BEFORE THE SOLE ARBITRATOR</w:t>
+      </w:r>
+    </w:p>
+    <w:p>
+      <w:r>
+        <w:rPr>
+          <w:rFonts w:ascii="Times New Roman" w:hAnsi="Times New Roman" w:eastAsia="Times New Roman"/>
+          <w:b/>
+          <w:i w:val="0"/>
+          <w:color w:val="8B2E2E"/>
+          <w:sz w:val="26"/>
+        </w:rPr>
+        <w:t>SR. ADV. NITIN N. N. P. SARDESSAI</w:t>
+      </w:r>
+    </w:p>
+    <w:p>
+      <w:r>
+        <w:rPr>
+          <w:rFonts w:ascii="Times New Roman" w:hAnsi="Times New Roman" w:eastAsia="Times New Roman"/>
+          <w:b/>
+          <w:i w:val="0"/>
+          <w:color w:val="8B2E2E"/>
+          <w:sz w:val="26"/>
+        </w:rPr>
+        <w:t>AT PANAJI – GOA</w:t>
       </w:r>
     </w:p>
     <w:p>
@@ -333,7 +357,31 @@
           <w:i w:val="0"/>
           <w:sz w:val="22"/>
         </w:rPr>
-        <w:t>BEFORE THE SOLE ARBITRATOR</w:t>
+        <w:t>VIKRAM SHAH …CLAIMANT VERSUS RIVA TRINDADE AND 3 ORS …RESPONDENTS</w:t>
+      </w:r>
+    </w:p>
+    <w:p>
+      <w:r>
+        <w:rPr>
+          <w:rFonts w:ascii="Times New Roman" w:hAnsi="Times New Roman" w:eastAsia="Times New Roman"/>
+          <w:b/>
+          <w:i w:val="0"/>
+          <w:color w:val="8B2E2E"/>
+          <w:sz w:val="26"/>
+        </w:rPr>
+        <w:t>&lt;u&gt;MINUTES OF PROCEEDINGS HELD ON 05&lt;sup&gt;th&lt;/sup&gt; SEPTEMBER&lt;/u&gt;</w:t>
+      </w:r>
+    </w:p>
+    <w:p>
+      <w:r>
+        <w:rPr>
+          <w:rFonts w:ascii="Times New Roman" w:hAnsi="Times New Roman" w:eastAsia="Times New Roman"/>
+          <w:b/>
+          <w:i w:val="0"/>
+          <w:color w:val="8B2E2E"/>
+          <w:sz w:val="26"/>
+        </w:rPr>
+        <w:t>&lt;u&gt;2025 AT 11.00 AM&lt;/u&gt;</w:t>
       </w:r>
     </w:p>
     <w:p>
@@ -344,7 +392,7 @@
           <w:i w:val="0"/>
           <w:sz w:val="22"/>
         </w:rPr>
-        <w:t xml:space="preserve">               SR. ADV. NITIN N. N. P. SARDESSAI</w:t>
+        <w:t>1. Adv. Kaif Noorani appeared on behalf of Claimant Shri. Vikram Shah. Adv. Vledson Braganza with Adv. V. Pavithran appeared on behalf of Mr. Riva Trindade, Mrs. Albertina Trindade and Mrs. Karita Trindade. Mr. Riva Trindade present in person. Respondent No. 4 Shri. Murlidhar Sadarangani present in person. Authorized Representative of the Claimant Shri. Hemavand Namdarian present in person.</w:t>
       </w:r>
     </w:p>
     <w:p>
@@ -355,7 +403,7 @@
           <w:i w:val="0"/>
           <w:sz w:val="22"/>
         </w:rPr>
-        <w:t xml:space="preserve">                            AT PANAJI – GOA</w:t>
+        <w:t>2. The parties before me state that settlement talks are in progress and the last meeting was held on 03.09.2025. It is also stated that certain new proposal has come and requires some time for deliberation. In view of the same, the parties requested adjournment.</w:t>
       </w:r>
     </w:p>
     <w:p>
@@ -366,7 +414,7 @@
           <w:i w:val="0"/>
           <w:sz w:val="22"/>
         </w:rPr>
-        <w:t>VIKRAM SHAH                                          …CLAIMANT</w:t>
+        <w:t>3. It was pointed out by the Tribunal that the Claimant and the Respondent No. 4 has not deposited their share of Arbitration Fees. The Claimant and Respondent No. 4 assure and agree to settle the dues within 7 days from today. The statement is accepted.</w:t>
       </w:r>
     </w:p>
     <w:p>
@@ -377,7 +425,7 @@
           <w:i w:val="0"/>
           <w:sz w:val="22"/>
         </w:rPr>
-        <w:t xml:space="preserve">                                VERSUS</w:t>
+        <w:t>4. In view of the same and by consent of the Advocate for the Claimant, Respondent No. 1,2 &amp; 3 and the Respondent No. 4, the matter is adjourned to 27&lt;sup&gt;th&lt;/sup&gt; September 2025 at 11.00 am at the same venue and the same seat.</w:t>
       </w:r>
     </w:p>
     <w:p>
@@ -388,164 +436,9 @@
           <w:i w:val="0"/>
           <w:sz w:val="22"/>
         </w:rPr>
-        <w:t>RIVA TRINDADE AND 3 ORS                              …RESPONDENTS</w:t>
+        <w:t>5. Stand Over to 27&lt;sup&gt;th&lt;/sup&gt; September 2025 at 11.00 am at the same venue and seat.</w:t>
       </w:r>
     </w:p>
-    <w:p>
-      <w:r>
-        <w:rPr>
-          <w:rFonts w:ascii="Times New Roman" w:hAnsi="Times New Roman" w:eastAsia="Times New Roman"/>
-          <w:b w:val="0"/>
-          <w:i w:val="0"/>
-          <w:sz w:val="22"/>
-        </w:rPr>
-        <w:t xml:space="preserve">     MINUTES OF PROCEEDINGS HELD ON 05th SEPTEMBER</w:t>
-      </w:r>
-    </w:p>
-    <w:p>
-      <w:r>
-        <w:rPr>
-          <w:rFonts w:ascii="Times New Roman" w:hAnsi="Times New Roman" w:eastAsia="Times New Roman"/>
-          <w:b w:val="0"/>
-          <w:i w:val="0"/>
-          <w:sz w:val="22"/>
-        </w:rPr>
-        <w:t xml:space="preserve">                            2025 AT 11.00 AM</w:t>
-      </w:r>
-    </w:p>
-    <w:p>
-      <w:r>
-        <w:rPr>
-          <w:rFonts w:ascii="Times New Roman" w:hAnsi="Times New Roman" w:eastAsia="Times New Roman"/>
-          <w:b w:val="0"/>
-          <w:i w:val="0"/>
-          <w:sz w:val="22"/>
-        </w:rPr>
-        <w:t>1.     Adv. Kaif Noorani appeared on behalf of Claimant Shri. Vikram</w:t>
-      </w:r>
-    </w:p>
-    <w:p>
-      <w:r>
-        <w:rPr>
-          <w:rFonts w:ascii="Times New Roman" w:hAnsi="Times New Roman" w:eastAsia="Times New Roman"/>
-          <w:b w:val="0"/>
-          <w:i w:val="0"/>
-          <w:sz w:val="22"/>
-        </w:rPr>
-        <w:t xml:space="preserve">       Shah. Adv. Vledson Braganza with Adv. V. Pavithran appeared on</w:t>
-      </w:r>
-    </w:p>
-    <w:p>
-      <w:r>
-        <w:rPr>
-          <w:rFonts w:ascii="Times New Roman" w:hAnsi="Times New Roman" w:eastAsia="Times New Roman"/>
-          <w:b w:val="0"/>
-          <w:i w:val="0"/>
-          <w:sz w:val="22"/>
-        </w:rPr>
-        <w:t xml:space="preserve">       behalf of Mr. Riva Trindade, Mrs. Albertina Trindade and Mrs.</w:t>
-      </w:r>
-    </w:p>
-    <w:p>
-      <w:r>
-        <w:rPr>
-          <w:rFonts w:ascii="Times New Roman" w:hAnsi="Times New Roman" w:eastAsia="Times New Roman"/>
-          <w:b w:val="0"/>
-          <w:i w:val="0"/>
-          <w:sz w:val="22"/>
-        </w:rPr>
-        <w:t xml:space="preserve">       Karita Trindade. Mr. Riva Trindade present in person. Respondent</w:t>
-      </w:r>
-    </w:p>
-    <w:p>
-      <w:r>
-        <w:rPr>
-          <w:rFonts w:ascii="Times New Roman" w:hAnsi="Times New Roman" w:eastAsia="Times New Roman"/>
-          <w:b w:val="0"/>
-          <w:i w:val="0"/>
-          <w:sz w:val="22"/>
-        </w:rPr>
-        <w:t xml:space="preserve">       No. 4 Shri. Murlidhar Sadarangani present in person. Authorized</w:t>
-      </w:r>
-    </w:p>
-    <w:p>
-      <w:r>
-        <w:rPr>
-          <w:rFonts w:ascii="Times New Roman" w:hAnsi="Times New Roman" w:eastAsia="Times New Roman"/>
-          <w:b w:val="0"/>
-          <w:i w:val="0"/>
-          <w:sz w:val="22"/>
-        </w:rPr>
-        <w:t xml:space="preserve">       Representative of the Claimant Shri. Hemavand Namdarian</w:t>
-      </w:r>
-    </w:p>
-    <w:p>
-      <w:r>
-        <w:rPr>
-          <w:rFonts w:ascii="Times New Roman" w:hAnsi="Times New Roman" w:eastAsia="Times New Roman"/>
-          <w:b w:val="0"/>
-          <w:i w:val="0"/>
-          <w:sz w:val="22"/>
-        </w:rPr>
-        <w:t xml:space="preserve">       present in person.</w:t>
-      </w:r>
-    </w:p>
-    <w:p>
-      <w:r>
-        <w:rPr>
-          <w:rFonts w:ascii="Times New Roman" w:hAnsi="Times New Roman" w:eastAsia="Times New Roman"/>
-          <w:b w:val="0"/>
-          <w:i w:val="0"/>
-          <w:sz w:val="22"/>
-        </w:rPr>
-        <w:t>2.     The parties before me state that settlement talks are in progress</w:t>
-      </w:r>
-    </w:p>
-    <w:p>
-      <w:r>
-        <w:rPr>
-          <w:rFonts w:ascii="Times New Roman" w:hAnsi="Times New Roman" w:eastAsia="Times New Roman"/>
-          <w:b w:val="0"/>
-          <w:i w:val="0"/>
-          <w:sz w:val="22"/>
-        </w:rPr>
-        <w:t xml:space="preserve">       and the last meeting was held on 03.09.2025. It is also stated that</w:t>
-      </w:r>
-    </w:p>
-    <w:p>
-      <w:r>
-        <w:rPr>
-          <w:rFonts w:ascii="Times New Roman" w:hAnsi="Times New Roman" w:eastAsia="Times New Roman"/>
-          <w:b w:val="0"/>
-          <w:i w:val="0"/>
-          <w:sz w:val="22"/>
-        </w:rPr>
-        <w:t xml:space="preserve">       certain new proposal has come and requires some time for</w:t>
-      </w:r>
-    </w:p>
-    <w:p>
-      <w:r>
-        <w:rPr>
-          <w:rFonts w:ascii="Times New Roman" w:hAnsi="Times New Roman" w:eastAsia="Times New Roman"/>
-          <w:b w:val="0"/>
-          <w:i w:val="0"/>
-          <w:sz w:val="22"/>
-        </w:rPr>
-        <w:t xml:space="preserve">       deliberation. In view of the same, the parties requested</w:t>
-      </w:r>
-    </w:p>
-    <w:p>
-      <w:r>
-        <w:rPr>
-          <w:rFonts w:ascii="Times New Roman" w:hAnsi="Times New Roman" w:eastAsia="Times New Roman"/>
-          <w:b w:val="0"/>
-          <w:i w:val="0"/>
-          <w:sz w:val="22"/>
-        </w:rPr>
-        <w:t xml:space="preserve">       adjournment.</w:t>
-      </w:r>
-    </w:p>
-    <w:p/>
     <w:p>
       <w:r>
         <w:rPr>
@@ -555,142 +448,9 @@
           <w:color w:val="8B2E2E"/>
           <w:sz w:val="26"/>
         </w:rPr>
-        <w:t>Page 2 of 2</w:t>
+        <w:t>Place: Panaji – Goa. Sr. Adv. Nitin N. N. P. Sardessai Date:05.09.2025 Sole Arbitrator</w:t>
       </w:r>
     </w:p>
-    <w:p>
-      <w:r>
-        <w:rPr>
-          <w:rFonts w:ascii="Times New Roman" w:hAnsi="Times New Roman" w:eastAsia="Times New Roman"/>
-          <w:b w:val="0"/>
-          <w:i w:val="0"/>
-          <w:sz w:val="22"/>
-        </w:rPr>
-        <w:t>3.   It was pointed out by the Tribunal that the Claimant and the</w:t>
-      </w:r>
-    </w:p>
-    <w:p>
-      <w:r>
-        <w:rPr>
-          <w:rFonts w:ascii="Times New Roman" w:hAnsi="Times New Roman" w:eastAsia="Times New Roman"/>
-          <w:b w:val="0"/>
-          <w:i w:val="0"/>
-          <w:sz w:val="22"/>
-        </w:rPr>
-        <w:t xml:space="preserve">     Respondent No. 4 has not deposited their share of Arbitration Fees.</w:t>
-      </w:r>
-    </w:p>
-    <w:p>
-      <w:r>
-        <w:rPr>
-          <w:rFonts w:ascii="Times New Roman" w:hAnsi="Times New Roman" w:eastAsia="Times New Roman"/>
-          <w:b w:val="0"/>
-          <w:i w:val="0"/>
-          <w:sz w:val="22"/>
-        </w:rPr>
-        <w:t xml:space="preserve">     The Claimant and Respondent No. 4 assure and agree to settle the</w:t>
-      </w:r>
-    </w:p>
-    <w:p>
-      <w:r>
-        <w:rPr>
-          <w:rFonts w:ascii="Times New Roman" w:hAnsi="Times New Roman" w:eastAsia="Times New Roman"/>
-          <w:b w:val="0"/>
-          <w:i w:val="0"/>
-          <w:sz w:val="22"/>
-        </w:rPr>
-        <w:t xml:space="preserve">     dues within 7 days from today. The statement is accepted.</w:t>
-      </w:r>
-    </w:p>
-    <w:p>
-      <w:r>
-        <w:rPr>
-          <w:rFonts w:ascii="Times New Roman" w:hAnsi="Times New Roman" w:eastAsia="Times New Roman"/>
-          <w:b w:val="0"/>
-          <w:i w:val="0"/>
-          <w:sz w:val="22"/>
-        </w:rPr>
-        <w:t>4.   In view of the same and by consent of the Advocate for the</w:t>
-      </w:r>
-    </w:p>
-    <w:p>
-      <w:r>
-        <w:rPr>
-          <w:rFonts w:ascii="Times New Roman" w:hAnsi="Times New Roman" w:eastAsia="Times New Roman"/>
-          <w:b w:val="0"/>
-          <w:i w:val="0"/>
-          <w:sz w:val="22"/>
-        </w:rPr>
-        <w:t xml:space="preserve">     Claimant, Respondent No. 1,2 &amp; 3 and the Respondent No. 4, the</w:t>
-      </w:r>
-    </w:p>
-    <w:p>
-      <w:r>
-        <w:rPr>
-          <w:rFonts w:ascii="Times New Roman" w:hAnsi="Times New Roman" w:eastAsia="Times New Roman"/>
-          <w:b w:val="0"/>
-          <w:i w:val="0"/>
-          <w:sz w:val="22"/>
-        </w:rPr>
-        <w:t xml:space="preserve">     matter is adjourned to 27th September 2025 at 11.00 am at the same</w:t>
-      </w:r>
-    </w:p>
-    <w:p>
-      <w:r>
-        <w:rPr>
-          <w:rFonts w:ascii="Times New Roman" w:hAnsi="Times New Roman" w:eastAsia="Times New Roman"/>
-          <w:b w:val="0"/>
-          <w:i w:val="0"/>
-          <w:sz w:val="22"/>
-        </w:rPr>
-        <w:t xml:space="preserve">     venue and the same seat.</w:t>
-      </w:r>
-    </w:p>
-    <w:p>
-      <w:r>
-        <w:rPr>
-          <w:rFonts w:ascii="Times New Roman" w:hAnsi="Times New Roman" w:eastAsia="Times New Roman"/>
-          <w:b w:val="0"/>
-          <w:i w:val="0"/>
-          <w:sz w:val="22"/>
-        </w:rPr>
-        <w:t>5.   Stand Over to 27th September 2025 at 11.00 am at the same venue</w:t>
-      </w:r>
-    </w:p>
-    <w:p>
-      <w:r>
-        <w:rPr>
-          <w:rFonts w:ascii="Times New Roman" w:hAnsi="Times New Roman" w:eastAsia="Times New Roman"/>
-          <w:b w:val="0"/>
-          <w:i w:val="0"/>
-          <w:sz w:val="22"/>
-        </w:rPr>
-        <w:t xml:space="preserve">     and seat.</w:t>
-      </w:r>
-    </w:p>
-    <w:p>
-      <w:r>
-        <w:rPr>
-          <w:rFonts w:ascii="Times New Roman" w:hAnsi="Times New Roman" w:eastAsia="Times New Roman"/>
-          <w:b w:val="0"/>
-          <w:i w:val="0"/>
-          <w:sz w:val="22"/>
-        </w:rPr>
-        <w:t>Place: Panaji – Goa.             Sr. Adv. Nitin N. N. P. Sardessai</w:t>
-      </w:r>
-    </w:p>
-    <w:p>
-      <w:r>
-        <w:rPr>
-          <w:rFonts w:ascii="Times New Roman" w:hAnsi="Times New Roman" w:eastAsia="Times New Roman"/>
-          <w:b w:val="0"/>
-          <w:i w:val="0"/>
-          <w:sz w:val="22"/>
-        </w:rPr>
-        <w:t>Date:05.09.2025                            Sole Arbitrator</w:t>
-      </w:r>
-    </w:p>
-    <w:p/>
     <w:sectPr>
       <w:headerReference w:type="default" r:id="rId9"/>
       <w:footerReference w:type="default" r:id="rId10"/>
